--- a/templates/docx/SURAT_TUGAS.docx
+++ b/templates/docx/SURAT_TUGAS.docx
@@ -141,68 +141,6 @@
         <w:ind w:left="2217" w:right="1821"/>
         <w:jc w:val="center"/>
       </w:pPr>
-    </w:p>
-    <w:p>
-      <w:pPr>
-        <w:pStyle w:val="BodyText"/>
-        <w:spacing w:line="360" w:lineRule="auto"/>
-        <w:ind w:left="117"/>
-      </w:pPr>
-      <w:r>
-        <w:t>Yang bertanda tangan dibawah ini:</w:t>
-      </w:r>
-    </w:p>
-    <w:p>
-      <w:pPr>
-        <w:pStyle w:val="BodyText"/>
-        <w:tabs>
-          <w:tab w:val="left" w:pos="1557"/>
-        </w:tabs>
-        <w:spacing w:line="360" w:lineRule="auto"/>
-        <w:ind w:left="117"/>
-        <w:rPr>
-          <w:lang w:val="en-US"/>
-        </w:rPr>
-      </w:pPr>
-      <w:r>
-        <w:t>Nama</w:t>
-      </w:r>
-      <w:r>
-        <w:tab/>
-        <w:t xml:space="preserve">: </w:t>
-      </w:r>
-      <w:r>
-        <w:rPr>
-          <w:lang w:val="en-US"/>
-        </w:rPr>
-        <w:t>Nadhif Ahmad Dhialdien</w:t>
-      </w:r>
-    </w:p>
-    <w:p>
-      <w:pPr>
-        <w:pStyle w:val="BodyText"/>
-        <w:tabs>
-          <w:tab w:val="left" w:pos="1557"/>
-        </w:tabs>
-        <w:spacing w:line="360" w:lineRule="auto"/>
-        <w:ind w:left="117" w:right="2100"/>
-        <w:rPr>
-          <w:lang w:val="en-US"/>
-        </w:rPr>
-      </w:pPr>
-      <w:r>
-        <w:t>Jabatan</w:t>
-      </w:r>
-      <w:r>
-        <w:tab/>
-        <w:t xml:space="preserve">: </w:t>
-      </w:r>
-      <w:r>
-        <w:rPr>
-          <w:lang w:val="en-US"/>
-        </w:rPr>
-        <w:t>Engineer</w:t>
-      </w:r>
     </w:p>
     <w:p>
       <w:pPr>
@@ -532,7 +470,7 @@
         </w:rPr>
       </w:r>
       <w:r>
-        <w:t xml:space="preserve"> s/d Selesai</w:t>
+        <w:t xml:space="preserve"> s/d {tanggalTugasSelesai}</w:t>
       </w:r>
     </w:p>
     <w:p>
@@ -685,123 +623,12 @@
           <w:b/>
           <w:noProof/>
         </w:rPr>
-        <w:drawing>
-          <wp:anchor distT="0" distB="0" distL="114300" distR="114300" simplePos="0" relativeHeight="251666944" behindDoc="1" locked="0" layoutInCell="1" allowOverlap="1" wp14:anchorId="0D04ACEA" wp14:editId="22C73EBA">
-            <wp:simplePos x="0" y="0"/>
-            <wp:positionH relativeFrom="margin">
-              <wp:align>left</wp:align>
-            </wp:positionH>
-            <wp:positionV relativeFrom="paragraph">
-              <wp:posOffset>652145</wp:posOffset>
-            </wp:positionV>
-            <wp:extent cx="2105025" cy="1095375"/>
-            <wp:effectExtent l="0" t="0" r="0" b="0"/>
-            <wp:wrapNone/>
-            <wp:docPr id="5" name="Picture 5"/>
-            <wp:cNvGraphicFramePr>
-              <a:graphicFrameLocks xmlns:a="http://schemas.openxmlformats.org/drawingml/2006/main" noChangeAspect="1"/>
-            </wp:cNvGraphicFramePr>
-            <a:graphic xmlns:a="http://schemas.openxmlformats.org/drawingml/2006/main">
-              <a:graphicData uri="http://schemas.openxmlformats.org/drawingml/2006/picture">
-                <pic:pic xmlns:pic="http://schemas.openxmlformats.org/drawingml/2006/picture">
-                  <pic:nvPicPr>
-                    <pic:cNvPr id="5" name="Picture 5"/>
-                    <pic:cNvPicPr/>
-                  </pic:nvPicPr>
-                  <pic:blipFill>
-                    <a:blip r:embed="rId6">
-                      <a:extLst>
-                        <a:ext uri="{28A0092B-C50C-407E-A947-70E740481C1C}">
-                          <a14:useLocalDpi xmlns:a14="http://schemas.microsoft.com/office/drawing/2010/main" val="0"/>
-                        </a:ext>
-                      </a:extLst>
-                    </a:blip>
-                    <a:stretch>
-                      <a:fillRect/>
-                    </a:stretch>
-                  </pic:blipFill>
-                  <pic:spPr>
-                    <a:xfrm>
-                      <a:off x="0" y="0"/>
-                      <a:ext cx="2105025" cy="1095375"/>
-                    </a:xfrm>
-                    <a:prstGeom prst="rect">
-                      <a:avLst/>
-                    </a:prstGeom>
-                  </pic:spPr>
-                </pic:pic>
-              </a:graphicData>
-            </a:graphic>
-          </wp:anchor>
-        </w:drawing>
       </w:r>
       <w:r>
         <w:rPr>
           <w:b/>
           <w:noProof/>
         </w:rPr>
-        <w:drawing>
-          <wp:anchor distT="0" distB="0" distL="114300" distR="114300" simplePos="0" relativeHeight="251663872" behindDoc="1" locked="0" layoutInCell="1" allowOverlap="1" wp14:anchorId="2037D214" wp14:editId="1A357FA4">
-            <wp:simplePos x="0" y="0"/>
-            <wp:positionH relativeFrom="margin">
-              <wp:posOffset>-365125</wp:posOffset>
-            </wp:positionH>
-            <wp:positionV relativeFrom="paragraph">
-              <wp:posOffset>442595</wp:posOffset>
-            </wp:positionV>
-            <wp:extent cx="1476375" cy="1452880"/>
-            <wp:effectExtent l="0" t="0" r="9525" b="0"/>
-            <wp:wrapNone/>
-            <wp:docPr id="2" name="Picture 2"/>
-            <wp:cNvGraphicFramePr>
-              <a:graphicFrameLocks xmlns:a="http://schemas.openxmlformats.org/drawingml/2006/main" noChangeAspect="1"/>
-            </wp:cNvGraphicFramePr>
-            <a:graphic xmlns:a="http://schemas.openxmlformats.org/drawingml/2006/main">
-              <a:graphicData uri="http://schemas.openxmlformats.org/drawingml/2006/picture">
-                <pic:pic xmlns:pic="http://schemas.openxmlformats.org/drawingml/2006/picture">
-                  <pic:nvPicPr>
-                    <pic:cNvPr id="1" name=""/>
-                    <pic:cNvPicPr/>
-                  </pic:nvPicPr>
-                  <pic:blipFill rotWithShape="1">
-                    <a:blip r:embed="rId7" cstate="print">
-                      <a:extLst>
-                        <a:ext uri="{28A0092B-C50C-407E-A947-70E740481C1C}">
-                          <a14:useLocalDpi xmlns:a14="http://schemas.microsoft.com/office/drawing/2010/main" val="0"/>
-                        </a:ext>
-                      </a:extLst>
-                    </a:blip>
-                    <a:srcRect r="15194"/>
-                    <a:stretch/>
-                  </pic:blipFill>
-                  <pic:spPr bwMode="auto">
-                    <a:xfrm>
-                      <a:off x="0" y="0"/>
-                      <a:ext cx="1476375" cy="1452880"/>
-                    </a:xfrm>
-                    <a:prstGeom prst="rect">
-                      <a:avLst/>
-                    </a:prstGeom>
-                    <a:ln>
-                      <a:noFill/>
-                    </a:ln>
-                    <a:extLst>
-                      <a:ext uri="{53640926-AAD7-44D8-BBD7-CCE9431645EC}">
-                        <a14:shadowObscured xmlns:a14="http://schemas.microsoft.com/office/drawing/2010/main"/>
-                      </a:ext>
-                    </a:extLst>
-                  </pic:spPr>
-                </pic:pic>
-              </a:graphicData>
-            </a:graphic>
-            <wp14:sizeRelH relativeFrom="margin">
-              <wp14:pctWidth>0</wp14:pctWidth>
-            </wp14:sizeRelH>
-            <wp14:sizeRelV relativeFrom="margin">
-              <wp14:pctHeight>0</wp14:pctHeight>
-            </wp14:sizeRelV>
-          </wp:anchor>
-        </w:drawing>
       </w:r>
       <w:r>
         <w:rPr>
@@ -857,7 +684,6 @@
           <w:sz w:val="20"/>
           <w:lang w:val="en-US"/>
         </w:rPr>
-        <w:t>ENGINEER PEMBANGUNAN DAN DELIVERY LAYANAN</w:t>
       </w:r>
       <w:r>
         <w:rPr>
@@ -871,7 +697,6 @@
           <w:b/>
           <w:sz w:val="20"/>
         </w:rPr>
-        <w:t xml:space="preserve">SBU REGIONAL JAWA BARAT </w:t>
       </w:r>
     </w:p>
     <w:p>
@@ -918,553 +743,6 @@
           <w:rFonts w:ascii="Arial" w:hAnsi="Arial" w:cs="Arial"/>
         </w:rPr>
       </w:pPr>
-    </w:p>
-    <w:p>
-      <w:pPr>
-        <w:pStyle w:val="Title"/>
-        <w:spacing w:before="0" w:line="360" w:lineRule="auto"/>
-        <w:rPr>
-          <w:rFonts w:ascii="Arial" w:hAnsi="Arial" w:cs="Arial"/>
-          <w:lang w:val="en-US"/>
-        </w:rPr>
-      </w:pPr>
-      <w:r>
-        <w:rPr>
-          <w:noProof/>
-        </w:rPr>
-        <mc:AlternateContent>
-          <mc:Choice Requires="wpg">
-            <w:drawing>
-              <wp:anchor distT="0" distB="0" distL="114300" distR="114300" simplePos="0" relativeHeight="251665920" behindDoc="0" locked="0" layoutInCell="1" allowOverlap="1" wp14:anchorId="64D16BB6" wp14:editId="7A62C990">
-                <wp:simplePos x="0" y="0"/>
-                <wp:positionH relativeFrom="page">
-                  <wp:posOffset>2410171</wp:posOffset>
-                </wp:positionH>
-                <wp:positionV relativeFrom="margin">
-                  <wp:posOffset>9801629</wp:posOffset>
-                </wp:positionV>
-                <wp:extent cx="5340927" cy="914400"/>
-                <wp:effectExtent l="0" t="0" r="0" b="0"/>
-                <wp:wrapNone/>
-                <wp:docPr id="11" name="Group 11"/>
-                <wp:cNvGraphicFramePr>
-                  <a:graphicFrameLocks xmlns:a="http://schemas.openxmlformats.org/drawingml/2006/main"/>
-                </wp:cNvGraphicFramePr>
-                <a:graphic xmlns:a="http://schemas.openxmlformats.org/drawingml/2006/main">
-                  <a:graphicData uri="http://schemas.microsoft.com/office/word/2010/wordprocessingGroup">
-                    <wpg:wgp>
-                      <wpg:cNvGrpSpPr>
-                        <a:grpSpLocks/>
-                      </wpg:cNvGrpSpPr>
-                      <wpg:grpSpPr bwMode="auto">
-                        <a:xfrm>
-                          <a:off x="0" y="0"/>
-                          <a:ext cx="5340927" cy="914400"/>
-                          <a:chOff x="5829" y="15660"/>
-                          <a:chExt cx="6361" cy="1179"/>
-                        </a:xfrm>
-                      </wpg:grpSpPr>
-                      <wps:wsp>
-                        <wps:cNvPr id="12" name="Freeform 8"/>
-                        <wps:cNvSpPr>
-                          <a:spLocks/>
-                        </wps:cNvSpPr>
-                        <wps:spPr bwMode="auto">
-                          <a:xfrm>
-                            <a:off x="6362" y="15659"/>
-                            <a:ext cx="920" cy="883"/>
-                          </a:xfrm>
-                          <a:custGeom>
-                            <a:avLst/>
-                            <a:gdLst>
-                              <a:gd name="T0" fmla="+- 0 7282 6362"/>
-                              <a:gd name="T1" fmla="*/ T0 w 920"/>
-                              <a:gd name="T2" fmla="+- 0 15660 15660"/>
-                              <a:gd name="T3" fmla="*/ 15660 h 883"/>
-                              <a:gd name="T4" fmla="+- 0 7055 6362"/>
-                              <a:gd name="T5" fmla="*/ T4 w 920"/>
-                              <a:gd name="T6" fmla="+- 0 15660 15660"/>
-                              <a:gd name="T7" fmla="*/ 15660 h 883"/>
-                              <a:gd name="T8" fmla="+- 0 6362 6362"/>
-                              <a:gd name="T9" fmla="*/ T8 w 920"/>
-                              <a:gd name="T10" fmla="+- 0 16542 15660"/>
-                              <a:gd name="T11" fmla="*/ 16542 h 883"/>
-                              <a:gd name="T12" fmla="+- 0 6553 6362"/>
-                              <a:gd name="T13" fmla="*/ T12 w 920"/>
-                              <a:gd name="T14" fmla="+- 0 16542 15660"/>
-                              <a:gd name="T15" fmla="*/ 16542 h 883"/>
-                              <a:gd name="T16" fmla="+- 0 6575 6362"/>
-                              <a:gd name="T17" fmla="*/ T16 w 920"/>
-                              <a:gd name="T18" fmla="+- 0 16539 15660"/>
-                              <a:gd name="T19" fmla="*/ 16539 h 883"/>
-                              <a:gd name="T20" fmla="+- 0 6590 6362"/>
-                              <a:gd name="T21" fmla="*/ T20 w 920"/>
-                              <a:gd name="T22" fmla="+- 0 16533 15660"/>
-                              <a:gd name="T23" fmla="*/ 16533 h 883"/>
-                              <a:gd name="T24" fmla="+- 0 6603 6362"/>
-                              <a:gd name="T25" fmla="*/ T24 w 920"/>
-                              <a:gd name="T26" fmla="+- 0 16523 15660"/>
-                              <a:gd name="T27" fmla="*/ 16523 h 883"/>
-                              <a:gd name="T28" fmla="+- 0 6617 6362"/>
-                              <a:gd name="T29" fmla="*/ T28 w 920"/>
-                              <a:gd name="T30" fmla="+- 0 16508 15660"/>
-                              <a:gd name="T31" fmla="*/ 16508 h 883"/>
-                              <a:gd name="T32" fmla="+- 0 7282 6362"/>
-                              <a:gd name="T33" fmla="*/ T32 w 920"/>
-                              <a:gd name="T34" fmla="+- 0 15660 15660"/>
-                              <a:gd name="T35" fmla="*/ 15660 h 883"/>
-                            </a:gdLst>
-                            <a:ahLst/>
-                            <a:cxnLst>
-                              <a:cxn ang="0">
-                                <a:pos x="T1" y="T3"/>
-                              </a:cxn>
-                              <a:cxn ang="0">
-                                <a:pos x="T5" y="T7"/>
-                              </a:cxn>
-                              <a:cxn ang="0">
-                                <a:pos x="T9" y="T11"/>
-                              </a:cxn>
-                              <a:cxn ang="0">
-                                <a:pos x="T13" y="T15"/>
-                              </a:cxn>
-                              <a:cxn ang="0">
-                                <a:pos x="T17" y="T19"/>
-                              </a:cxn>
-                              <a:cxn ang="0">
-                                <a:pos x="T21" y="T23"/>
-                              </a:cxn>
-                              <a:cxn ang="0">
-                                <a:pos x="T25" y="T27"/>
-                              </a:cxn>
-                              <a:cxn ang="0">
-                                <a:pos x="T29" y="T31"/>
-                              </a:cxn>
-                              <a:cxn ang="0">
-                                <a:pos x="T33" y="T35"/>
-                              </a:cxn>
-                            </a:cxnLst>
-                            <a:rect l="0" t="0" r="r" b="b"/>
-                            <a:pathLst>
-                              <a:path w="920" h="883">
-                                <a:moveTo>
-                                  <a:pt x="920" y="0"/>
-                                </a:moveTo>
-                                <a:lnTo>
-                                  <a:pt x="693" y="0"/>
-                                </a:lnTo>
-                                <a:lnTo>
-                                  <a:pt x="0" y="882"/>
-                                </a:lnTo>
-                                <a:lnTo>
-                                  <a:pt x="191" y="882"/>
-                                </a:lnTo>
-                                <a:lnTo>
-                                  <a:pt x="213" y="879"/>
-                                </a:lnTo>
-                                <a:lnTo>
-                                  <a:pt x="228" y="873"/>
-                                </a:lnTo>
-                                <a:lnTo>
-                                  <a:pt x="241" y="863"/>
-                                </a:lnTo>
-                                <a:lnTo>
-                                  <a:pt x="255" y="848"/>
-                                </a:lnTo>
-                                <a:lnTo>
-                                  <a:pt x="920" y="0"/>
-                                </a:lnTo>
-                                <a:close/>
-                              </a:path>
-                            </a:pathLst>
-                          </a:custGeom>
-                          <a:solidFill>
-                            <a:srgbClr val="16A2B9"/>
-                          </a:solidFill>
-                          <a:ln>
-                            <a:noFill/>
-                          </a:ln>
-                          <a:extLst>
-                            <a:ext uri="{91240B29-F687-4F45-9708-019B960494DF}">
-                              <a14:hiddenLine xmlns:a14="http://schemas.microsoft.com/office/drawing/2010/main" w="9525">
-                                <a:solidFill>
-                                  <a:srgbClr val="000000"/>
-                                </a:solidFill>
-                                <a:round/>
-                                <a:headEnd/>
-                                <a:tailEnd/>
-                              </a14:hiddenLine>
-                            </a:ext>
-                          </a:extLst>
-                        </wps:spPr>
-                        <wps:bodyPr rot="0" vert="horz" wrap="square" lIns="91440" tIns="45720" rIns="91440" bIns="45720" anchor="t" anchorCtr="0" upright="1">
-                          <a:noAutofit/>
-                        </wps:bodyPr>
-                      </wps:wsp>
-                      <wps:wsp>
-                        <wps:cNvPr id="13" name="Freeform 9"/>
-                        <wps:cNvSpPr>
-                          <a:spLocks/>
-                        </wps:cNvSpPr>
-                        <wps:spPr bwMode="auto">
-                          <a:xfrm>
-                            <a:off x="5828" y="15867"/>
-                            <a:ext cx="649" cy="725"/>
-                          </a:xfrm>
-                          <a:custGeom>
-                            <a:avLst/>
-                            <a:gdLst>
-                              <a:gd name="T0" fmla="+- 0 6478 5829"/>
-                              <a:gd name="T1" fmla="*/ T0 w 649"/>
-                              <a:gd name="T2" fmla="+- 0 15867 15867"/>
-                              <a:gd name="T3" fmla="*/ 15867 h 725"/>
-                              <a:gd name="T4" fmla="+- 0 6398 5829"/>
-                              <a:gd name="T5" fmla="*/ T4 w 649"/>
-                              <a:gd name="T6" fmla="+- 0 15867 15867"/>
-                              <a:gd name="T7" fmla="*/ 15867 h 725"/>
-                              <a:gd name="T8" fmla="+- 0 5829 5829"/>
-                              <a:gd name="T9" fmla="*/ T8 w 649"/>
-                              <a:gd name="T10" fmla="+- 0 16592 15867"/>
-                              <a:gd name="T11" fmla="*/ 16592 h 725"/>
-                              <a:gd name="T12" fmla="+- 0 5872 5829"/>
-                              <a:gd name="T13" fmla="*/ T12 w 649"/>
-                              <a:gd name="T14" fmla="+- 0 16592 15867"/>
-                              <a:gd name="T15" fmla="*/ 16592 h 725"/>
-                              <a:gd name="T16" fmla="+- 0 5894 5829"/>
-                              <a:gd name="T17" fmla="*/ T16 w 649"/>
-                              <a:gd name="T18" fmla="+- 0 16589 15867"/>
-                              <a:gd name="T19" fmla="*/ 16589 h 725"/>
-                              <a:gd name="T20" fmla="+- 0 5909 5829"/>
-                              <a:gd name="T21" fmla="*/ T20 w 649"/>
-                              <a:gd name="T22" fmla="+- 0 16583 15867"/>
-                              <a:gd name="T23" fmla="*/ 16583 h 725"/>
-                              <a:gd name="T24" fmla="+- 0 5922 5829"/>
-                              <a:gd name="T25" fmla="*/ T24 w 649"/>
-                              <a:gd name="T26" fmla="+- 0 16573 15867"/>
-                              <a:gd name="T27" fmla="*/ 16573 h 725"/>
-                              <a:gd name="T28" fmla="+- 0 5936 5829"/>
-                              <a:gd name="T29" fmla="*/ T28 w 649"/>
-                              <a:gd name="T30" fmla="+- 0 16558 15867"/>
-                              <a:gd name="T31" fmla="*/ 16558 h 725"/>
-                              <a:gd name="T32" fmla="+- 0 6478 5829"/>
-                              <a:gd name="T33" fmla="*/ T32 w 649"/>
-                              <a:gd name="T34" fmla="+- 0 15867 15867"/>
-                              <a:gd name="T35" fmla="*/ 15867 h 725"/>
-                            </a:gdLst>
-                            <a:ahLst/>
-                            <a:cxnLst>
-                              <a:cxn ang="0">
-                                <a:pos x="T1" y="T3"/>
-                              </a:cxn>
-                              <a:cxn ang="0">
-                                <a:pos x="T5" y="T7"/>
-                              </a:cxn>
-                              <a:cxn ang="0">
-                                <a:pos x="T9" y="T11"/>
-                              </a:cxn>
-                              <a:cxn ang="0">
-                                <a:pos x="T13" y="T15"/>
-                              </a:cxn>
-                              <a:cxn ang="0">
-                                <a:pos x="T17" y="T19"/>
-                              </a:cxn>
-                              <a:cxn ang="0">
-                                <a:pos x="T21" y="T23"/>
-                              </a:cxn>
-                              <a:cxn ang="0">
-                                <a:pos x="T25" y="T27"/>
-                              </a:cxn>
-                              <a:cxn ang="0">
-                                <a:pos x="T29" y="T31"/>
-                              </a:cxn>
-                              <a:cxn ang="0">
-                                <a:pos x="T33" y="T35"/>
-                              </a:cxn>
-                            </a:cxnLst>
-                            <a:rect l="0" t="0" r="r" b="b"/>
-                            <a:pathLst>
-                              <a:path w="649" h="725">
-                                <a:moveTo>
-                                  <a:pt x="649" y="0"/>
-                                </a:moveTo>
-                                <a:lnTo>
-                                  <a:pt x="569" y="0"/>
-                                </a:lnTo>
-                                <a:lnTo>
-                                  <a:pt x="0" y="725"/>
-                                </a:lnTo>
-                                <a:lnTo>
-                                  <a:pt x="43" y="725"/>
-                                </a:lnTo>
-                                <a:lnTo>
-                                  <a:pt x="65" y="722"/>
-                                </a:lnTo>
-                                <a:lnTo>
-                                  <a:pt x="80" y="716"/>
-                                </a:lnTo>
-                                <a:lnTo>
-                                  <a:pt x="93" y="706"/>
-                                </a:lnTo>
-                                <a:lnTo>
-                                  <a:pt x="107" y="691"/>
-                                </a:lnTo>
-                                <a:lnTo>
-                                  <a:pt x="649" y="0"/>
-                                </a:lnTo>
-                                <a:close/>
-                              </a:path>
-                            </a:pathLst>
-                          </a:custGeom>
-                          <a:solidFill>
-                            <a:srgbClr val="F5EC12"/>
-                          </a:solidFill>
-                          <a:ln>
-                            <a:noFill/>
-                          </a:ln>
-                          <a:extLst>
-                            <a:ext uri="{91240B29-F687-4F45-9708-019B960494DF}">
-                              <a14:hiddenLine xmlns:a14="http://schemas.microsoft.com/office/drawing/2010/main" w="9525">
-                                <a:solidFill>
-                                  <a:srgbClr val="000000"/>
-                                </a:solidFill>
-                                <a:round/>
-                                <a:headEnd/>
-                                <a:tailEnd/>
-                              </a14:hiddenLine>
-                            </a:ext>
-                          </a:extLst>
-                        </wps:spPr>
-                        <wps:bodyPr rot="0" vert="horz" wrap="square" lIns="91440" tIns="45720" rIns="91440" bIns="45720" anchor="t" anchorCtr="0" upright="1">
-                          <a:noAutofit/>
-                        </wps:bodyPr>
-                      </wps:wsp>
-                      <wps:wsp>
-                        <wps:cNvPr id="14" name="AutoShape 10"/>
-                        <wps:cNvSpPr>
-                          <a:spLocks/>
-                        </wps:cNvSpPr>
-                        <wps:spPr bwMode="auto">
-                          <a:xfrm>
-                            <a:off x="5829" y="15912"/>
-                            <a:ext cx="6360" cy="926"/>
-                          </a:xfrm>
-                          <a:custGeom>
-                            <a:avLst/>
-                            <a:gdLst>
-                              <a:gd name="T0" fmla="+- 0 6638 5829"/>
-                              <a:gd name="T1" fmla="*/ T0 w 6360"/>
-                              <a:gd name="T2" fmla="+- 0 16053 15913"/>
-                              <a:gd name="T3" fmla="*/ 16053 h 926"/>
-                              <a:gd name="T4" fmla="+- 0 6443 5829"/>
-                              <a:gd name="T5" fmla="*/ T4 w 6360"/>
-                              <a:gd name="T6" fmla="+- 0 16053 15913"/>
-                              <a:gd name="T7" fmla="*/ 16053 h 926"/>
-                              <a:gd name="T8" fmla="+- 0 5829 5829"/>
-                              <a:gd name="T9" fmla="*/ T8 w 6360"/>
-                              <a:gd name="T10" fmla="+- 0 16838 15913"/>
-                              <a:gd name="T11" fmla="*/ 16838 h 926"/>
-                              <a:gd name="T12" fmla="+- 0 6024 5829"/>
-                              <a:gd name="T13" fmla="*/ T12 w 6360"/>
-                              <a:gd name="T14" fmla="+- 0 16838 15913"/>
-                              <a:gd name="T15" fmla="*/ 16838 h 926"/>
-                              <a:gd name="T16" fmla="+- 0 6638 5829"/>
-                              <a:gd name="T17" fmla="*/ T16 w 6360"/>
-                              <a:gd name="T18" fmla="+- 0 16053 15913"/>
-                              <a:gd name="T19" fmla="*/ 16053 h 926"/>
-                              <a:gd name="T20" fmla="+- 0 12189 5829"/>
-                              <a:gd name="T21" fmla="*/ T20 w 6360"/>
-                              <a:gd name="T22" fmla="+- 0 16835 15913"/>
-                              <a:gd name="T23" fmla="*/ 16835 h 926"/>
-                              <a:gd name="T24" fmla="+- 0 12186 5829"/>
-                              <a:gd name="T25" fmla="*/ T24 w 6360"/>
-                              <a:gd name="T26" fmla="+- 0 15913 15913"/>
-                              <a:gd name="T27" fmla="*/ 15913 h 926"/>
-                              <a:gd name="T28" fmla="+- 0 7448 5829"/>
-                              <a:gd name="T29" fmla="*/ T28 w 6360"/>
-                              <a:gd name="T30" fmla="+- 0 15915 15913"/>
-                              <a:gd name="T31" fmla="*/ 15915 h 926"/>
-                              <a:gd name="T32" fmla="+- 0 7372 5829"/>
-                              <a:gd name="T33" fmla="*/ T32 w 6360"/>
-                              <a:gd name="T34" fmla="+- 0 15925 15913"/>
-                              <a:gd name="T35" fmla="*/ 15925 h 926"/>
-                              <a:gd name="T36" fmla="+- 0 7304 5829"/>
-                              <a:gd name="T37" fmla="*/ T36 w 6360"/>
-                              <a:gd name="T38" fmla="+- 0 15952 15913"/>
-                              <a:gd name="T39" fmla="*/ 15952 h 926"/>
-                              <a:gd name="T40" fmla="+- 0 7245 5829"/>
-                              <a:gd name="T41" fmla="*/ T40 w 6360"/>
-                              <a:gd name="T42" fmla="+- 0 15992 15913"/>
-                              <a:gd name="T43" fmla="*/ 15992 h 926"/>
-                              <a:gd name="T44" fmla="+- 0 7200 5829"/>
-                              <a:gd name="T45" fmla="*/ T44 w 6360"/>
-                              <a:gd name="T46" fmla="+- 0 16039 15913"/>
-                              <a:gd name="T47" fmla="*/ 16039 h 926"/>
-                              <a:gd name="T48" fmla="+- 0 6586 5829"/>
-                              <a:gd name="T49" fmla="*/ T48 w 6360"/>
-                              <a:gd name="T50" fmla="+- 0 16838 15913"/>
-                              <a:gd name="T51" fmla="*/ 16838 h 926"/>
-                              <a:gd name="T52" fmla="+- 0 12189 5829"/>
-                              <a:gd name="T53" fmla="*/ T52 w 6360"/>
-                              <a:gd name="T54" fmla="+- 0 16835 15913"/>
-                              <a:gd name="T55" fmla="*/ 16835 h 926"/>
-                            </a:gdLst>
-                            <a:ahLst/>
-                            <a:cxnLst>
-                              <a:cxn ang="0">
-                                <a:pos x="T1" y="T3"/>
-                              </a:cxn>
-                              <a:cxn ang="0">
-                                <a:pos x="T5" y="T7"/>
-                              </a:cxn>
-                              <a:cxn ang="0">
-                                <a:pos x="T9" y="T11"/>
-                              </a:cxn>
-                              <a:cxn ang="0">
-                                <a:pos x="T13" y="T15"/>
-                              </a:cxn>
-                              <a:cxn ang="0">
-                                <a:pos x="T17" y="T19"/>
-                              </a:cxn>
-                              <a:cxn ang="0">
-                                <a:pos x="T21" y="T23"/>
-                              </a:cxn>
-                              <a:cxn ang="0">
-                                <a:pos x="T25" y="T27"/>
-                              </a:cxn>
-                              <a:cxn ang="0">
-                                <a:pos x="T29" y="T31"/>
-                              </a:cxn>
-                              <a:cxn ang="0">
-                                <a:pos x="T33" y="T35"/>
-                              </a:cxn>
-                              <a:cxn ang="0">
-                                <a:pos x="T37" y="T39"/>
-                              </a:cxn>
-                              <a:cxn ang="0">
-                                <a:pos x="T41" y="T43"/>
-                              </a:cxn>
-                              <a:cxn ang="0">
-                                <a:pos x="T45" y="T47"/>
-                              </a:cxn>
-                              <a:cxn ang="0">
-                                <a:pos x="T49" y="T51"/>
-                              </a:cxn>
-                              <a:cxn ang="0">
-                                <a:pos x="T53" y="T55"/>
-                              </a:cxn>
-                            </a:cxnLst>
-                            <a:rect l="0" t="0" r="r" b="b"/>
-                            <a:pathLst>
-                              <a:path w="6360" h="926">
-                                <a:moveTo>
-                                  <a:pt x="809" y="140"/>
-                                </a:moveTo>
-                                <a:lnTo>
-                                  <a:pt x="614" y="140"/>
-                                </a:lnTo>
-                                <a:lnTo>
-                                  <a:pt x="0" y="925"/>
-                                </a:lnTo>
-                                <a:lnTo>
-                                  <a:pt x="195" y="925"/>
-                                </a:lnTo>
-                                <a:lnTo>
-                                  <a:pt x="809" y="140"/>
-                                </a:lnTo>
-                                <a:close/>
-                                <a:moveTo>
-                                  <a:pt x="6360" y="922"/>
-                                </a:moveTo>
-                                <a:lnTo>
-                                  <a:pt x="6357" y="0"/>
-                                </a:lnTo>
-                                <a:lnTo>
-                                  <a:pt x="1619" y="2"/>
-                                </a:lnTo>
-                                <a:lnTo>
-                                  <a:pt x="1543" y="12"/>
-                                </a:lnTo>
-                                <a:lnTo>
-                                  <a:pt x="1475" y="39"/>
-                                </a:lnTo>
-                                <a:lnTo>
-                                  <a:pt x="1416" y="79"/>
-                                </a:lnTo>
-                                <a:lnTo>
-                                  <a:pt x="1371" y="126"/>
-                                </a:lnTo>
-                                <a:lnTo>
-                                  <a:pt x="757" y="925"/>
-                                </a:lnTo>
-                                <a:lnTo>
-                                  <a:pt x="6360" y="922"/>
-                                </a:lnTo>
-                                <a:close/>
-                              </a:path>
-                            </a:pathLst>
-                          </a:custGeom>
-                          <a:solidFill>
-                            <a:srgbClr val="155A73"/>
-                          </a:solidFill>
-                          <a:ln>
-                            <a:noFill/>
-                          </a:ln>
-                          <a:extLst>
-                            <a:ext uri="{91240B29-F687-4F45-9708-019B960494DF}">
-                              <a14:hiddenLine xmlns:a14="http://schemas.microsoft.com/office/drawing/2010/main" w="9525">
-                                <a:solidFill>
-                                  <a:srgbClr val="000000"/>
-                                </a:solidFill>
-                                <a:round/>
-                                <a:headEnd/>
-                                <a:tailEnd/>
-                              </a14:hiddenLine>
-                            </a:ext>
-                          </a:extLst>
-                        </wps:spPr>
-                        <wps:bodyPr rot="0" vert="horz" wrap="square" lIns="91440" tIns="45720" rIns="91440" bIns="45720" anchor="t" anchorCtr="0" upright="1">
-                          <a:noAutofit/>
-                        </wps:bodyPr>
-                      </wps:wsp>
-                    </wpg:wgp>
-                  </a:graphicData>
-                </a:graphic>
-                <wp14:sizeRelH relativeFrom="page">
-                  <wp14:pctWidth>0</wp14:pctWidth>
-                </wp14:sizeRelH>
-                <wp14:sizeRelV relativeFrom="page">
-                  <wp14:pctHeight>0</wp14:pctHeight>
-                </wp14:sizeRelV>
-              </wp:anchor>
-            </w:drawing>
-          </mc:Choice>
-          <mc:Fallback>
-            <w:pict>
-              <v:group w14:anchorId="49AE7F82" id="Group 11" o:spid="_x0000_s1026" style="position:absolute;margin-left:189.8pt;margin-top:771.8pt;width:420.55pt;height:1in;z-index:251665920;mso-position-horizontal-relative:page;mso-position-vertical-relative:margin" coordorigin="5829,15660" coordsize="6361,1179" o:gfxdata="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">
-                <v:shape id="Freeform 8" o:spid="_x0000_s1027" style="position:absolute;left:6362;top:15659;width:920;height:883;visibility:visible;mso-wrap-style:square;v-text-anchor:top" coordsize="920,883" o:gfxdata="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" path="m920,l693,,,882r191,l213,879r15,-6l241,863r14,-15l920,xe" fillcolor="#16a2b9" stroked="f">
-                  <v:path arrowok="t" o:connecttype="custom" o:connectlocs="920,15660;693,15660;0,16542;191,16542;213,16539;228,16533;241,16523;255,16508;920,15660" o:connectangles="0,0,0,0,0,0,0,0,0"/>
-                </v:shape>
-                <v:shape id="Freeform 9" o:spid="_x0000_s1028" style="position:absolute;left:5828;top:15867;width:649;height:725;visibility:visible;mso-wrap-style:square;v-text-anchor:top" coordsize="649,725" o:gfxdata="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" path="m649,l569,,,725r43,l65,722r15,-6l93,706r14,-15l649,xe" fillcolor="#f5ec12" stroked="f">
-                  <v:path arrowok="t" o:connecttype="custom" o:connectlocs="649,15867;569,15867;0,16592;43,16592;65,16589;80,16583;93,16573;107,16558;649,15867" o:connectangles="0,0,0,0,0,0,0,0,0"/>
-                </v:shape>
-                <v:shape id="AutoShape 10" o:spid="_x0000_s1029" style="position:absolute;left:5829;top:15912;width:6360;height:926;visibility:visible;mso-wrap-style:square;v-text-anchor:top" coordsize="6360,926" o:gfxdata="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" path="m809,140r-195,l,925r195,l809,140xm6360,922l6357,,1619,2r-76,10l1475,39r-59,40l1371,126,757,925r5603,-3xe" fillcolor="#155a73" stroked="f">
-                  <v:path arrowok="t" o:connecttype="custom" o:connectlocs="809,16053;614,16053;0,16838;195,16838;809,16053;6360,16835;6357,15913;1619,15915;1543,15925;1475,15952;1416,15992;1371,16039;757,16838;6360,16835" o:connectangles="0,0,0,0,0,0,0,0,0,0,0,0,0,0"/>
-                </v:shape>
-                <w10:wrap anchorx="page" anchory="margin"/>
-              </v:group>
-            </w:pict>
-          </mc:Fallback>
-        </mc:AlternateContent>
-      </w:r>
-      <w:r>
-        <w:rPr>
-          <w:rFonts w:ascii="Arial" w:hAnsi="Arial" w:cs="Arial"/>
-          <w:sz w:val="20"/>
-          <w:szCs w:val="20"/>
-          <w:lang w:val="en-US"/>
-        </w:rPr>
-        <w:t>Nadhif Ahmad Dhialdien</w:t>
-      </w:r>
     </w:p>
     <w:sectPr>
       <w:type w:val="continuous"/>

--- a/templates/docx/SURAT_TUGAS.docx
+++ b/templates/docx/SURAT_TUGAS.docx
@@ -716,6 +716,9 @@
           <w:b/>
         </w:rPr>
       </w:pPr>
+      <w:r>
+        <w:t>{%ttd}</w:t>
+      </w:r>
     </w:p>
     <w:p>
       <w:pPr>
@@ -725,6 +728,9 @@
           <w:b/>
         </w:rPr>
       </w:pPr>
+      <w:r>
+        <w:t>{%stempel}</w:t>
+      </w:r>
     </w:p>
     <w:p>
       <w:pPr>

--- a/templates/docx/SURAT_TUGAS.docx
+++ b/templates/docx/SURAT_TUGAS.docx
@@ -141,6 +141,27 @@
         <w:ind w:left="2217" w:right="1821"/>
         <w:jc w:val="center"/>
       </w:pPr>
+    </w:p>
+    <w:p/>
+    <w:p>
+      <w:r>
+        <w:t>Yang bertanda tangan dibawah ini:</w:t>
+      </w:r>
+    </w:p>
+    <w:p>
+      <w:r>
+        <w:t>Nama	: {namaPemberi}</w:t>
+      </w:r>
+    </w:p>
+    <w:p>
+      <w:r>
+        <w:t>Jabatan	: {jabatanPemberi}</w:t>
+      </w:r>
+    </w:p>
+    <w:p>
+      <w:r>
+        <w:t/>
+      </w:r>
     </w:p>
     <w:p>
       <w:pPr>
@@ -730,6 +751,15 @@
       </w:pPr>
       <w:r>
         <w:t>{%stempel}</w:t>
+      </w:r>
+    </w:p>
+    <w:p>
+      <w:r>
+        <w:rPr>
+          <w:b/>
+          <w:u w:val="single"/>
+        </w:rPr>
+        <w:t>( {namaPemberi} )</w:t>
       </w:r>
     </w:p>
     <w:p>

--- a/templates/docx/SURAT_TUGAS.docx
+++ b/templates/docx/SURAT_TUGAS.docx
@@ -651,39 +651,15 @@
         </w:rPr>
       </w:pPr>
       <w:r>
-        <w:rPr>
-          <w:rFonts w:ascii="Arial" w:cs="Arial" w:eastAsia="Arial" w:hAnsi="Arial"/>
-          <w:b w:val="0"/>
-          <w:bCs w:val="0"/>
-          <w:i w:val="0"/>
-          <w:iCs w:val="0"/>
-          <w:smallCaps w:val="0"/>
-          <w:strike w:val="0"/>
-          <w:color w:val="000000"/>
-          <w:sz w:val="20"/>
-          <w:szCs w:val="20"/>
-          <w:u w:val="none"/>
-          <w:shd w:fill="auto" w:val="clear"/>
-          <w:vertAlign w:val="baseline"/>
-          <w:rtl w:val="0"/>
-        </w:rPr>
-        <w:t>Nama</w:t>
-        <w:tab/>
-        <w:t>: -</w:t>
-        <w:tab/>
-        <w:t>Sdr. {nama1}</w:t>
-      </w:r>
-    </w:p>
-    <w:p>
-      <w:pPr>
-        <w:keepNext w:val="0"/>
-        <w:keepLines w:val="0"/>
-        <w:pageBreakBefore w:val="0"/>
-        <w:widowControl w:val="0"/>
-        <w:numPr>
-          <w:ilvl w:val="0"/>
-          <w:numId w:val="1"/>
-        </w:numPr>
+        <w:t>{#petugas}</w:t>
+      </w:r>
+    </w:p>
+    <w:p>
+      <w:pPr>
+        <w:keepNext w:val="0"/>
+        <w:keepLines w:val="0"/>
+        <w:pageBreakBefore w:val="0"/>
+        <w:widowControl w:val="0"/>
         <w:pBdr>
           <w:top w:space="0" w:sz="0" w:val="nil"/>
           <w:left w:space="0" w:sz="0" w:val="nil"/>
@@ -697,56 +673,50 @@
           <w:tab w:val="left" w:leader="none" w:pos="2068"/>
         </w:tabs>
         <w:spacing w:after="0" w:before="0" w:line="360" w:lineRule="auto"/>
-        <w:ind w:left="2022" w:right="0" w:hanging="360"/>
-        <w:jc w:val="left"/>
-        <w:rPr>
-          <w:rFonts w:ascii="Arial" w:cs="Arial" w:eastAsia="Arial" w:hAnsi="Arial"/>
-          <w:b w:val="0"/>
-          <w:bCs w:val="0"/>
-          <w:i w:val="0"/>
-          <w:iCs w:val="0"/>
-          <w:smallCaps w:val="0"/>
-          <w:strike w:val="0"/>
-          <w:color w:val="000000"/>
-          <w:sz w:val="20"/>
-          <w:szCs w:val="20"/>
-          <w:u w:val="none"/>
-          <w:shd w:fill="auto" w:val="clear"/>
-          <w:vertAlign w:val="baseline"/>
-        </w:rPr>
-      </w:pPr>
-      <w:r>
-        <w:rPr>
-          <w:rFonts w:ascii="Arial" w:cs="Arial" w:eastAsia="Arial" w:hAnsi="Arial"/>
-          <w:b w:val="0"/>
-          <w:bCs w:val="0"/>
-          <w:i w:val="0"/>
-          <w:iCs w:val="0"/>
-          <w:smallCaps w:val="0"/>
-          <w:strike w:val="0"/>
-          <w:color w:val="000000"/>
-          <w:sz w:val="20"/>
-          <w:szCs w:val="20"/>
-          <w:u w:val="none"/>
-          <w:shd w:fill="auto" w:val="clear"/>
-          <w:vertAlign w:val="baseline"/>
-          <w:rtl w:val="0"/>
-        </w:rPr>
-        <w:t xml:space="preserve"> Sdr.</w:t>
-        <w:tab/>
-        <w:t>{nama2}</w:t>
-      </w:r>
-    </w:p>
-    <w:p>
-      <w:pPr>
-        <w:keepNext w:val="0"/>
-        <w:keepLines w:val="0"/>
-        <w:pageBreakBefore w:val="0"/>
-        <w:widowControl w:val="0"/>
-        <w:numPr>
-          <w:ilvl w:val="0"/>
-          <w:numId w:val="1"/>
-        </w:numPr>
+        <w:ind w:left="117" w:right="0" w:firstLine="0"/>
+        <w:jc w:val="left"/>
+        <w:rPr>
+          <w:rFonts w:ascii="Arial" w:cs="Arial" w:eastAsia="Arial" w:hAnsi="Arial"/>
+          <w:b w:val="0"/>
+          <w:bCs w:val="0"/>
+          <w:i w:val="0"/>
+          <w:iCs w:val="0"/>
+          <w:smallCaps w:val="0"/>
+          <w:strike w:val="0"/>
+          <w:color w:val="000000"/>
+          <w:sz w:val="20"/>
+          <w:szCs w:val="20"/>
+          <w:u w:val="none"/>
+          <w:shd w:fill="auto" w:val="clear"/>
+          <w:vertAlign w:val="baseline"/>
+        </w:rPr>
+      </w:pPr>
+      <w:r>
+        <w:rPr>
+          <w:rFonts w:ascii="Arial" w:cs="Arial" w:eastAsia="Arial" w:hAnsi="Arial"/>
+          <w:b w:val="0"/>
+          <w:bCs w:val="0"/>
+          <w:i w:val="0"/>
+          <w:iCs w:val="0"/>
+          <w:smallCaps w:val="0"/>
+          <w:strike w:val="0"/>
+          <w:color w:val="000000"/>
+          <w:sz w:val="20"/>
+          <w:szCs w:val="20"/>
+          <w:u w:val="none"/>
+          <w:shd w:fill="auto" w:val="clear"/>
+          <w:vertAlign w:val="baseline"/>
+          <w:rtl w:val="0"/>
+        </w:rPr>
+        <w:t>Sdr. {nama}</w:t>
+      </w:r>
+    </w:p>
+    <w:p>
+      <w:pPr>
+        <w:keepNext w:val="0"/>
+        <w:keepLines w:val="0"/>
+        <w:pageBreakBefore w:val="0"/>
+        <w:widowControl w:val="0"/>
         <w:pBdr>
           <w:top w:space="0" w:sz="0" w:val="nil"/>
           <w:left w:space="0" w:sz="0" w:val="nil"/>
@@ -760,46 +730,26 @@
           <w:tab w:val="left" w:leader="none" w:pos="2068"/>
         </w:tabs>
         <w:spacing w:after="0" w:before="0" w:line="360" w:lineRule="auto"/>
-        <w:ind w:left="2022" w:right="0" w:hanging="360"/>
-        <w:jc w:val="left"/>
-        <w:rPr>
-          <w:rFonts w:ascii="Arial" w:cs="Arial" w:eastAsia="Arial" w:hAnsi="Arial"/>
-          <w:b w:val="0"/>
-          <w:bCs w:val="0"/>
-          <w:i w:val="0"/>
-          <w:iCs w:val="0"/>
-          <w:smallCaps w:val="0"/>
-          <w:strike w:val="0"/>
-          <w:color w:val="000000"/>
-          <w:sz w:val="20"/>
-          <w:szCs w:val="20"/>
-          <w:u w:val="none"/>
-          <w:shd w:fill="auto" w:val="clear"/>
-          <w:vertAlign w:val="baseline"/>
-        </w:rPr>
-      </w:pPr>
-      <w:r>
-        <w:rPr>
-          <w:rFonts w:ascii="Arial" w:cs="Arial" w:eastAsia="Arial" w:hAnsi="Arial"/>
-          <w:b w:val="0"/>
-          <w:bCs w:val="0"/>
-          <w:i w:val="0"/>
-          <w:iCs w:val="0"/>
-          <w:smallCaps w:val="0"/>
-          <w:strike w:val="0"/>
-          <w:color w:val="000000"/>
-          <w:sz w:val="20"/>
-          <w:szCs w:val="20"/>
-          <w:u w:val="none"/>
-          <w:shd w:fill="auto" w:val="clear"/>
-          <w:vertAlign w:val="baseline"/>
-          <w:rtl w:val="0"/>
-        </w:rPr>
-        <w:t xml:space="preserve"> Sdr.</w:t>
-        <w:tab/>
-        <w:tab/>
-        <w:tab/>
-        <w:t>{nama3}</w:t>
+        <w:ind w:left="117" w:right="0" w:firstLine="0"/>
+        <w:jc w:val="left"/>
+        <w:rPr>
+          <w:rFonts w:ascii="Arial" w:cs="Arial" w:eastAsia="Arial" w:hAnsi="Arial"/>
+          <w:b w:val="0"/>
+          <w:bCs w:val="0"/>
+          <w:i w:val="0"/>
+          <w:iCs w:val="0"/>
+          <w:smallCaps w:val="0"/>
+          <w:strike w:val="0"/>
+          <w:color w:val="000000"/>
+          <w:sz w:val="20"/>
+          <w:szCs w:val="20"/>
+          <w:u w:val="none"/>
+          <w:shd w:fill="auto" w:val="clear"/>
+          <w:vertAlign w:val="baseline"/>
+        </w:rPr>
+      </w:pPr>
+      <w:r>
+        <w:t>{/petugas}</w:t>
       </w:r>
     </w:p>
     <w:p>

--- a/templates/docx/SURAT_TUGAS.docx
+++ b/templates/docx/SURAT_TUGAS.docx
@@ -611,6 +611,19 @@
         </w:rPr>
         <w:br w:type="textWrapping"/>
         <w:t xml:space="preserve">Menugaskan kepada:</w:t>
+      </w:r>
+    </w:p>
+    <w:p>
+      <w:pPr>
+        <w:tabs>
+          <w:tab w:val="left" w:pos="1557"/>
+        </w:tabs>
+        <w:ind w:left="117" w:right="0" w:firstLine="0"/>
+      </w:pPr>
+      <w:r>
+        <w:t>Nama</w:t>
+        <w:tab/>
+        <w:t>:</w:t>
       </w:r>
     </w:p>
     <w:p>
@@ -668,6 +681,60 @@
           <w:between w:space="0" w:sz="0" w:val="nil"/>
         </w:pBdr>
         <w:shd w:fill="auto" w:val="clear"/>
+        <w:spacing w:after="0" w:before="0" w:line="360" w:lineRule="auto"/>
+        <w:jc w:val="left"/>
+        <w:tabs/>
+        <w:ind w:left="1787" w:right="0" w:firstLine="0"/>
+        <w:rPr>
+          <w:rFonts w:ascii="Arial" w:cs="Arial" w:eastAsia="Arial" w:hAnsi="Arial"/>
+          <w:b w:val="0"/>
+          <w:bCs w:val="0"/>
+          <w:i w:val="0"/>
+          <w:iCs w:val="0"/>
+          <w:smallCaps w:val="0"/>
+          <w:strike w:val="0"/>
+          <w:color w:val="000000"/>
+          <w:sz w:val="20"/>
+          <w:szCs w:val="20"/>
+          <w:u w:val="none"/>
+          <w:shd w:fill="auto" w:val="clear"/>
+          <w:vertAlign w:val="baseline"/>
+        </w:rPr>
+      </w:pPr>
+      <w:r>
+        <w:rPr>
+          <w:rFonts w:ascii="Arial" w:cs="Arial" w:eastAsia="Arial" w:hAnsi="Arial"/>
+          <w:b w:val="0"/>
+          <w:bCs w:val="0"/>
+          <w:i w:val="0"/>
+          <w:iCs w:val="0"/>
+          <w:smallCaps w:val="0"/>
+          <w:strike w:val="0"/>
+          <w:color w:val="000000"/>
+          <w:sz w:val="20"/>
+          <w:szCs w:val="20"/>
+          <w:u w:val="none"/>
+          <w:shd w:fill="auto" w:val="clear"/>
+          <w:vertAlign w:val="baseline"/>
+          <w:rtl w:val="0"/>
+        </w:rPr>
+        <w:t>Sdr. {nama}</w:t>
+      </w:r>
+    </w:p>
+    <w:p>
+      <w:pPr>
+        <w:keepNext w:val="0"/>
+        <w:keepLines w:val="0"/>
+        <w:pageBreakBefore w:val="0"/>
+        <w:widowControl w:val="0"/>
+        <w:pBdr>
+          <w:top w:space="0" w:sz="0" w:val="nil"/>
+          <w:left w:space="0" w:sz="0" w:val="nil"/>
+          <w:bottom w:space="0" w:sz="0" w:val="nil"/>
+          <w:right w:space="0" w:sz="0" w:val="nil"/>
+          <w:between w:space="0" w:sz="0" w:val="nil"/>
+        </w:pBdr>
+        <w:shd w:fill="auto" w:val="clear"/>
         <w:tabs>
           <w:tab w:val="left" w:leader="none" w:pos="1557"/>
           <w:tab w:val="left" w:leader="none" w:pos="2068"/>
@@ -692,63 +759,6 @@
         </w:rPr>
       </w:pPr>
       <w:r>
-        <w:rPr>
-          <w:rFonts w:ascii="Arial" w:cs="Arial" w:eastAsia="Arial" w:hAnsi="Arial"/>
-          <w:b w:val="0"/>
-          <w:bCs w:val="0"/>
-          <w:i w:val="0"/>
-          <w:iCs w:val="0"/>
-          <w:smallCaps w:val="0"/>
-          <w:strike w:val="0"/>
-          <w:color w:val="000000"/>
-          <w:sz w:val="20"/>
-          <w:szCs w:val="20"/>
-          <w:u w:val="none"/>
-          <w:shd w:fill="auto" w:val="clear"/>
-          <w:vertAlign w:val="baseline"/>
-          <w:rtl w:val="0"/>
-        </w:rPr>
-        <w:t>Sdr. {nama}</w:t>
-      </w:r>
-    </w:p>
-    <w:p>
-      <w:pPr>
-        <w:keepNext w:val="0"/>
-        <w:keepLines w:val="0"/>
-        <w:pageBreakBefore w:val="0"/>
-        <w:widowControl w:val="0"/>
-        <w:pBdr>
-          <w:top w:space="0" w:sz="0" w:val="nil"/>
-          <w:left w:space="0" w:sz="0" w:val="nil"/>
-          <w:bottom w:space="0" w:sz="0" w:val="nil"/>
-          <w:right w:space="0" w:sz="0" w:val="nil"/>
-          <w:between w:space="0" w:sz="0" w:val="nil"/>
-        </w:pBdr>
-        <w:shd w:fill="auto" w:val="clear"/>
-        <w:tabs>
-          <w:tab w:val="left" w:leader="none" w:pos="1557"/>
-          <w:tab w:val="left" w:leader="none" w:pos="2068"/>
-        </w:tabs>
-        <w:spacing w:after="0" w:before="0" w:line="360" w:lineRule="auto"/>
-        <w:ind w:left="117" w:right="0" w:firstLine="0"/>
-        <w:jc w:val="left"/>
-        <w:rPr>
-          <w:rFonts w:ascii="Arial" w:cs="Arial" w:eastAsia="Arial" w:hAnsi="Arial"/>
-          <w:b w:val="0"/>
-          <w:bCs w:val="0"/>
-          <w:i w:val="0"/>
-          <w:iCs w:val="0"/>
-          <w:smallCaps w:val="0"/>
-          <w:strike w:val="0"/>
-          <w:color w:val="000000"/>
-          <w:sz w:val="20"/>
-          <w:szCs w:val="20"/>
-          <w:u w:val="none"/>
-          <w:shd w:fill="auto" w:val="clear"/>
-          <w:vertAlign w:val="baseline"/>
-        </w:rPr>
-      </w:pPr>
-      <w:r>
         <w:t>{/petugas}</w:t>
       </w:r>
     </w:p>
@@ -978,8 +988,11 @@
         </w:pBdr>
         <w:shd w:fill="auto" w:val="clear"/>
         <w:spacing w:after="0" w:before="0" w:line="360" w:lineRule="auto"/>
+        <w:jc w:val="left"/>
+        <w:tabs>
+          <w:tab w:val="left" w:pos="1557"/>
+        </w:tabs>
         <w:ind w:left="117" w:right="0" w:firstLine="0"/>
-        <w:jc w:val="left"/>
         <w:rPr>
           <w:rFonts w:ascii="Arial" w:cs="Arial" w:eastAsia="Arial" w:hAnsi="Arial"/>
           <w:b w:val="0"/>
@@ -1018,36 +1031,34 @@
           <w:vertAlign w:val="baseline"/>
           <w:rtl w:val="0"/>
         </w:rPr>
-        <w:t xml:space="preserve">Tanggal Tugas</w:t>
+        <w:t>Tanggal Tugas</w:t>
         <w:tab/>
-        <w:t xml:space="preserve">  : </w:t>
-      </w:r>
-      <w:r>
-        <w:rPr>
-          <w:sz w:val="20"/>
-          <w:szCs w:val="20"/>
-          <w:rtl w:val="0"/>
-        </w:rPr>
-        <w:t xml:space="preserve">{tanggalTugas} </w:t>
-      </w:r>
-      <w:r>
-        <w:rPr>
-          <w:rFonts w:ascii="Arial" w:cs="Arial" w:eastAsia="Arial" w:hAnsi="Arial"/>
-          <w:b w:val="0"/>
-          <w:bCs w:val="0"/>
-          <w:i w:val="0"/>
-          <w:iCs w:val="0"/>
-          <w:smallCaps w:val="0"/>
-          <w:strike w:val="0"/>
-          <w:color w:val="000000"/>
-          <w:sz w:val="20"/>
-          <w:szCs w:val="20"/>
-          <w:u w:val="none"/>
-          <w:shd w:fill="auto" w:val="clear"/>
-          <w:vertAlign w:val="baseline"/>
-          <w:rtl w:val="0"/>
-        </w:rPr>
-        <w:t>s/d {tanggalTugasSelesai}</w:t>
+        <w:t>: {tanggalTugas} s/d {tanggalTugasSelesai}</w:t>
+      </w:r>
+      <w:r>
+        <w:rPr>
+          <w:sz w:val="20"/>
+          <w:szCs w:val="20"/>
+          <w:rtl w:val="0"/>
+        </w:rPr>
+      </w:r>
+      <w:r>
+        <w:rPr>
+          <w:rFonts w:ascii="Arial" w:cs="Arial" w:eastAsia="Arial" w:hAnsi="Arial"/>
+          <w:b w:val="0"/>
+          <w:bCs w:val="0"/>
+          <w:i w:val="0"/>
+          <w:iCs w:val="0"/>
+          <w:smallCaps w:val="0"/>
+          <w:strike w:val="0"/>
+          <w:color w:val="000000"/>
+          <w:sz w:val="20"/>
+          <w:szCs w:val="20"/>
+          <w:u w:val="none"/>
+          <w:shd w:fill="auto" w:val="clear"/>
+          <w:vertAlign w:val="baseline"/>
+          <w:rtl w:val="0"/>
+        </w:rPr>
       </w:r>
     </w:p>
     <w:p>
@@ -1065,71 +1076,72 @@
         </w:pBdr>
         <w:shd w:fill="auto" w:val="clear"/>
         <w:spacing w:after="0" w:before="0" w:line="360" w:lineRule="auto"/>
-        <w:ind w:left="100" w:right="0" w:firstLine="0"/>
-        <w:jc w:val="left"/>
-        <w:rPr>
-          <w:rFonts w:ascii="Arial" w:cs="Arial" w:eastAsia="Arial" w:hAnsi="Arial"/>
-          <w:b w:val="0"/>
-          <w:bCs w:val="0"/>
-          <w:i w:val="0"/>
-          <w:iCs w:val="0"/>
-          <w:smallCaps w:val="0"/>
-          <w:strike w:val="0"/>
-          <w:color w:val="000000"/>
-          <w:sz w:val="20"/>
-          <w:szCs w:val="20"/>
-          <w:u w:val="none"/>
-          <w:shd w:fill="auto" w:val="clear"/>
-          <w:vertAlign w:val="baseline"/>
-        </w:rPr>
-      </w:pPr>
-      <w:r>
-        <w:rPr>
-          <w:rFonts w:ascii="Arial" w:cs="Arial" w:eastAsia="Arial" w:hAnsi="Arial"/>
-          <w:b w:val="0"/>
-          <w:bCs w:val="0"/>
-          <w:i w:val="0"/>
-          <w:iCs w:val="0"/>
-          <w:smallCaps w:val="0"/>
-          <w:strike w:val="0"/>
-          <w:color w:val="000000"/>
-          <w:sz w:val="20"/>
-          <w:szCs w:val="20"/>
-          <w:u w:val="none"/>
-          <w:shd w:fill="auto" w:val="clear"/>
-          <w:vertAlign w:val="baseline"/>
-          <w:rtl w:val="0"/>
-        </w:rPr>
-        <w:t xml:space="preserve">Lokasi</w:t>
-      </w:r>
-      <w:r>
-        <w:rPr>
-          <w:sz w:val="20"/>
-          <w:szCs w:val="20"/>
-          <w:rtl w:val="0"/>
-        </w:rPr>
+        <w:jc w:val="left"/>
+        <w:tabs>
+          <w:tab w:val="left" w:pos="1557"/>
+        </w:tabs>
+        <w:ind w:left="117" w:right="0" w:firstLine="0"/>
+        <w:rPr>
+          <w:rFonts w:ascii="Arial" w:cs="Arial" w:eastAsia="Arial" w:hAnsi="Arial"/>
+          <w:b w:val="0"/>
+          <w:bCs w:val="0"/>
+          <w:i w:val="0"/>
+          <w:iCs w:val="0"/>
+          <w:smallCaps w:val="0"/>
+          <w:strike w:val="0"/>
+          <w:color w:val="000000"/>
+          <w:sz w:val="20"/>
+          <w:szCs w:val="20"/>
+          <w:u w:val="none"/>
+          <w:shd w:fill="auto" w:val="clear"/>
+          <w:vertAlign w:val="baseline"/>
+        </w:rPr>
+      </w:pPr>
+      <w:r>
+        <w:rPr>
+          <w:rFonts w:ascii="Arial" w:cs="Arial" w:eastAsia="Arial" w:hAnsi="Arial"/>
+          <w:b w:val="0"/>
+          <w:bCs w:val="0"/>
+          <w:i w:val="0"/>
+          <w:iCs w:val="0"/>
+          <w:smallCaps w:val="0"/>
+          <w:strike w:val="0"/>
+          <w:color w:val="000000"/>
+          <w:sz w:val="20"/>
+          <w:szCs w:val="20"/>
+          <w:u w:val="none"/>
+          <w:shd w:fill="auto" w:val="clear"/>
+          <w:vertAlign w:val="baseline"/>
+          <w:rtl w:val="0"/>
+        </w:rPr>
+        <w:t>Lokasi</w:t>
         <w:tab/>
-        <w:tab/>
-        <w:t xml:space="preserve">  </w:t>
-      </w:r>
-      <w:r>
-        <w:rPr>
-          <w:rFonts w:ascii="Arial" w:cs="Arial" w:eastAsia="Arial" w:hAnsi="Arial"/>
-          <w:b w:val="0"/>
-          <w:bCs w:val="0"/>
-          <w:i w:val="0"/>
-          <w:iCs w:val="0"/>
-          <w:smallCaps w:val="0"/>
-          <w:strike w:val="0"/>
-          <w:color w:val="000000"/>
-          <w:sz w:val="20"/>
-          <w:szCs w:val="20"/>
-          <w:u w:val="none"/>
-          <w:shd w:fill="auto" w:val="clear"/>
-          <w:vertAlign w:val="baseline"/>
-          <w:rtl w:val="0"/>
-        </w:rPr>
         <w:t>: {lokasi}</w:t>
+      </w:r>
+      <w:r>
+        <w:rPr>
+          <w:sz w:val="20"/>
+          <w:szCs w:val="20"/>
+          <w:rtl w:val="0"/>
+        </w:rPr>
+      </w:r>
+      <w:r>
+        <w:rPr>
+          <w:rFonts w:ascii="Arial" w:cs="Arial" w:eastAsia="Arial" w:hAnsi="Arial"/>
+          <w:b w:val="0"/>
+          <w:bCs w:val="0"/>
+          <w:i w:val="0"/>
+          <w:iCs w:val="0"/>
+          <w:smallCaps w:val="0"/>
+          <w:strike w:val="0"/>
+          <w:color w:val="000000"/>
+          <w:sz w:val="20"/>
+          <w:szCs w:val="20"/>
+          <w:u w:val="none"/>
+          <w:shd w:fill="auto" w:val="clear"/>
+          <w:vertAlign w:val="baseline"/>
+          <w:rtl w:val="0"/>
+        </w:rPr>
       </w:r>
     </w:p>
     <w:p>

--- a/templates/docx/SURAT_TUGAS.docx
+++ b/templates/docx/SURAT_TUGAS.docx
@@ -1560,6 +1560,334 @@
           <w:rFonts w:ascii="Arial" w:cs="Arial" w:eastAsia="Arial" w:hAnsi="Arial"/>
         </w:rPr>
       </w:pPr>
+      <w:r>
+        <mc:AlternateContent>
+          <mc:Choice Requires="wpg">
+            <w:drawing>
+              <wp:anchor behindDoc="0" distT="0" distB="0" distL="0" distR="0" simplePos="0" locked="0" layoutInCell="0" allowOverlap="1" relativeHeight="2">
+                <wp:simplePos x="0" y="0"/>
+                <wp:positionH relativeFrom="page">
+                  <wp:posOffset>2410460</wp:posOffset>
+                </wp:positionH>
+                <wp:positionV relativeFrom="margin">
+                  <wp:posOffset>9801860</wp:posOffset>
+                </wp:positionV>
+                <wp:extent cx="5340985" cy="914400"/>
+                <wp:effectExtent l="0" t="0" r="0" b="0"/>
+                <wp:wrapNone/>
+                <wp:docPr id="3" name="Shape1"/>
+                <a:graphic>
+                  <a:graphicData uri="http://schemas.microsoft.com/office/word/2010/wordprocessingGroup">
+                    <wpg:wgp>
+                      <wpg:cNvGrpSpPr/>
+                      <wpg:grpSpPr>
+                        <a:xfrm>
+                          <a:off x="0" y="0"/>
+                          <a:ext cx="5340960" cy="914400"/>
+                          <a:chOff x="0" y="0"/>
+                          <a:chExt cx="5340960" cy="914400"/>
+                        </a:xfrm>
+                      </wpg:grpSpPr>
+                      <wpg:grpSp>
+                        <wpg:cNvGrpSpPr/>
+                        <wpg:grpSpPr>
+                          <a:xfrm>
+                            <a:off x="0" y="0"/>
+                            <a:ext cx="5340960" cy="914400"/>
+                          </a:xfrm>
+                        </wpg:grpSpPr>
+                        <wps:wsp>
+                          <wps:cNvPr id="3" name="Shape 3"/>
+                          <wps:cNvSpPr/>
+                          <wps:spPr>
+                            <a:xfrm>
+                              <a:off x="720" y="720"/>
+                              <a:ext cx="5331600" cy="911160"/>
+                            </a:xfrm>
+                            <a:prstGeom prst="rect">
+                              <a:avLst/>
+                            </a:prstGeom>
+                            <a:noFill/>
+                            <a:ln w="0">
+                              <a:noFill/>
+                            </a:ln>
+                          </wps:spPr>
+                          <wps:style>
+                            <a:lnRef idx="0"/>
+                            <a:fillRef idx="0"/>
+                            <a:effectRef idx="0"/>
+                            <a:fontRef idx="minor"/>
+                          </wps:style>
+                          <wps:txbx>
+                            <w:txbxContent>
+                              <w:p>
+                                <w:pPr>
+                                  <w:spacing w:lineRule="exact" w:line="240" w:before="0" w:after="0"/>
+                                  <w:ind w:hanging="0" w:left="0" w:right="0"/>
+                                  <w:jc w:val="left"/>
+                                  <w:rPr/>
+                                </w:pPr>
+                                <w:r>
+                                  <w:rPr/>
+                                </w:r>
+                              </w:p>
+                            </w:txbxContent>
+                          </wps:txbx>
+                          <wps:bodyPr tIns="91440" bIns="91440" anchor="ctr">
+                            <a:noAutofit/>
+                          </wps:bodyPr>
+                        </wps:wsp>
+                        <wps:wsp>
+                          <wps:cNvPr id="4" name="Shape 4"/>
+                          <wps:cNvSpPr/>
+                          <wps:spPr>
+                            <a:xfrm>
+                              <a:off x="448200" y="0"/>
+                              <a:ext cx="771480" cy="684360"/>
+                            </a:xfrm>
+                            <a:custGeom>
+                              <a:avLst/>
+                              <a:gdLst>
+                                <a:gd name="textAreaLeft" fmla="*/ 0 w 437400"/>
+                                <a:gd name="textAreaRight" fmla="*/ 437760 w 437400"/>
+                                <a:gd name="textAreaTop" fmla="*/ 0 h 388080"/>
+                                <a:gd name="textAreaBottom" fmla="*/ 388440 h 388080"/>
+                              </a:gdLst>
+                              <a:ahLst/>
+                              <a:rect l="textAreaLeft" t="textAreaTop" r="textAreaRight" b="textAreaBottom"/>
+                              <a:pathLst>
+                                <a:path w="920" h="883">
+                                  <a:moveTo>
+                                    <a:pt x="920" y="0"/>
+                                  </a:moveTo>
+                                  <a:lnTo>
+                                    <a:pt x="693" y="0"/>
+                                  </a:lnTo>
+                                  <a:lnTo>
+                                    <a:pt x="0" y="882"/>
+                                  </a:lnTo>
+                                  <a:lnTo>
+                                    <a:pt x="191" y="882"/>
+                                  </a:lnTo>
+                                  <a:lnTo>
+                                    <a:pt x="213" y="879"/>
+                                  </a:lnTo>
+                                  <a:lnTo>
+                                    <a:pt x="228" y="873"/>
+                                  </a:lnTo>
+                                  <a:lnTo>
+                                    <a:pt x="241" y="863"/>
+                                  </a:lnTo>
+                                  <a:lnTo>
+                                    <a:pt x="255" y="848"/>
+                                  </a:lnTo>
+                                  <a:lnTo>
+                                    <a:pt x="920" y="0"/>
+                                  </a:lnTo>
+                                  <a:close/>
+                                </a:path>
+                              </a:pathLst>
+                            </a:custGeom>
+                            <a:solidFill>
+                              <a:srgbClr val="16a2b9"/>
+                            </a:solidFill>
+                            <a:ln w="0">
+                              <a:noFill/>
+                            </a:ln>
+                          </wps:spPr>
+                          <wps:style>
+                            <a:lnRef idx="0"/>
+                            <a:fillRef idx="0"/>
+                            <a:effectRef idx="0"/>
+                            <a:fontRef idx="minor"/>
+                          </wps:style>
+                          <wps:bodyPr/>
+                        </wps:wsp>
+                        <wps:wsp>
+                          <wps:cNvPr id="5" name="Shape 5"/>
+                          <wps:cNvSpPr/>
+                          <wps:spPr>
+                            <a:xfrm>
+                              <a:off x="0" y="161280"/>
+                              <a:ext cx="544320" cy="561960"/>
+                            </a:xfrm>
+                            <a:custGeom>
+                              <a:avLst/>
+                              <a:gdLst>
+                                <a:gd name="textAreaLeft" fmla="*/ 0 w 308520"/>
+                                <a:gd name="textAreaRight" fmla="*/ 308880 w 308520"/>
+                                <a:gd name="textAreaTop" fmla="*/ 0 h 318600"/>
+                                <a:gd name="textAreaBottom" fmla="*/ 318960 h 318600"/>
+                              </a:gdLst>
+                              <a:ahLst/>
+                              <a:rect l="textAreaLeft" t="textAreaTop" r="textAreaRight" b="textAreaBottom"/>
+                              <a:pathLst>
+                                <a:path w="649" h="725">
+                                  <a:moveTo>
+                                    <a:pt x="649" y="0"/>
+                                  </a:moveTo>
+                                  <a:lnTo>
+                                    <a:pt x="569" y="0"/>
+                                  </a:lnTo>
+                                  <a:lnTo>
+                                    <a:pt x="0" y="725"/>
+                                  </a:lnTo>
+                                  <a:lnTo>
+                                    <a:pt x="43" y="725"/>
+                                  </a:lnTo>
+                                  <a:lnTo>
+                                    <a:pt x="65" y="722"/>
+                                  </a:lnTo>
+                                  <a:lnTo>
+                                    <a:pt x="80" y="716"/>
+                                  </a:lnTo>
+                                  <a:lnTo>
+                                    <a:pt x="93" y="706"/>
+                                  </a:lnTo>
+                                  <a:lnTo>
+                                    <a:pt x="107" y="691"/>
+                                  </a:lnTo>
+                                  <a:lnTo>
+                                    <a:pt x="649" y="0"/>
+                                  </a:lnTo>
+                                  <a:close/>
+                                </a:path>
+                              </a:pathLst>
+                            </a:custGeom>
+                            <a:solidFill>
+                              <a:srgbClr val="f5ec12"/>
+                            </a:solidFill>
+                            <a:ln w="0">
+                              <a:noFill/>
+                            </a:ln>
+                          </wps:spPr>
+                          <wps:style>
+                            <a:lnRef idx="0"/>
+                            <a:fillRef idx="0"/>
+                            <a:effectRef idx="0"/>
+                            <a:fontRef idx="minor"/>
+                          </wps:style>
+                          <wps:bodyPr/>
+                        </wps:wsp>
+                        <wps:wsp>
+                          <wps:cNvPr id="6" name="Shape 6"/>
+                          <wps:cNvSpPr/>
+                          <wps:spPr>
+                            <a:xfrm>
+                              <a:off x="720" y="196200"/>
+                              <a:ext cx="5340240" cy="718200"/>
+                            </a:xfrm>
+                            <a:custGeom>
+                              <a:avLst/>
+                              <a:gdLst>
+                                <a:gd name="textAreaLeft" fmla="*/ 0 w 3027600"/>
+                                <a:gd name="textAreaRight" fmla="*/ 3027960 w 3027600"/>
+                                <a:gd name="textAreaTop" fmla="*/ 0 h 407160"/>
+                                <a:gd name="textAreaBottom" fmla="*/ 407520 h 407160"/>
+                              </a:gdLst>
+                              <a:ahLst/>
+                              <a:rect l="textAreaLeft" t="textAreaTop" r="textAreaRight" b="textAreaBottom"/>
+                              <a:pathLst>
+                                <a:path w="6360" h="926">
+                                  <a:moveTo>
+                                    <a:pt x="809" y="140"/>
+                                  </a:moveTo>
+                                  <a:lnTo>
+                                    <a:pt x="614" y="140"/>
+                                  </a:lnTo>
+                                  <a:lnTo>
+                                    <a:pt x="0" y="925"/>
+                                  </a:lnTo>
+                                  <a:lnTo>
+                                    <a:pt x="195" y="925"/>
+                                  </a:lnTo>
+                                  <a:lnTo>
+                                    <a:pt x="809" y="140"/>
+                                  </a:lnTo>
+                                  <a:close/>
+                                  <a:moveTo>
+                                    <a:pt x="6360" y="922"/>
+                                  </a:moveTo>
+                                  <a:lnTo>
+                                    <a:pt x="6357" y="0"/>
+                                  </a:lnTo>
+                                  <a:lnTo>
+                                    <a:pt x="1619" y="2"/>
+                                  </a:lnTo>
+                                  <a:lnTo>
+                                    <a:pt x="1543" y="12"/>
+                                  </a:lnTo>
+                                  <a:lnTo>
+                                    <a:pt x="1475" y="39"/>
+                                  </a:lnTo>
+                                  <a:lnTo>
+                                    <a:pt x="1416" y="79"/>
+                                  </a:lnTo>
+                                  <a:lnTo>
+                                    <a:pt x="1371" y="126"/>
+                                  </a:lnTo>
+                                  <a:lnTo>
+                                    <a:pt x="757" y="925"/>
+                                  </a:lnTo>
+                                  <a:lnTo>
+                                    <a:pt x="6360" y="922"/>
+                                  </a:lnTo>
+                                  <a:close/>
+                                </a:path>
+                              </a:pathLst>
+                            </a:custGeom>
+                            <a:solidFill>
+                              <a:srgbClr val="155a73"/>
+                            </a:solidFill>
+                            <a:ln w="0">
+                              <a:noFill/>
+                            </a:ln>
+                          </wps:spPr>
+                          <wps:style>
+                            <a:lnRef idx="0"/>
+                            <a:fillRef idx="0"/>
+                            <a:effectRef idx="0"/>
+                            <a:fontRef idx="minor"/>
+                          </wps:style>
+                          <wps:bodyPr/>
+                        </wps:wsp>
+                      </wpg:grpSp>
+                    </wpg:wgp>
+                  </a:graphicData>
+                </a:graphic>
+              </wp:anchor>
+            </w:drawing>
+          </mc:Choice>
+          <mc:Fallback>
+            <w:pict>
+              <v:group id="shape_0" alt="Shape1" style="position:absolute;margin-left:189.8pt;margin-top:771.8pt;width:420.55pt;height:72pt" coordorigin="3796,15436" coordsize="8411,1440">
+                <v:group id="shape_0" style="position:absolute;left:3796;top:15436;width:8411;height:1440">
+                  <v:rect id="shape_0" ID="Shape 3" path="m0,0l-2147483645,0l-2147483645,-2147483646l0,-2147483646xe" stroked="f" o:allowincell="f" style="position:absolute;left:3797;top:15437;width:8395;height:1434;mso-wrap-style:none;v-text-anchor:middle;mso-position-horizontal-relative:page;mso-position-vertical-relative:margin">
+                    <v:fill o:detectmouseclick="t" on="false"/>
+                    <v:stroke color="#3465a4" joinstyle="round" endcap="flat"/>
+                    <v:textbox>
+                      <w:txbxContent>
+                        <w:p>
+                          <w:pPr>
+                            <w:spacing w:lineRule="exact" w:line="240" w:before="0" w:after="0"/>
+                            <w:ind w:hanging="0" w:left="0" w:right="0"/>
+                            <w:jc w:val="left"/>
+                            <w:rPr/>
+                          </w:pPr>
+                          <w:r>
+                            <w:rPr/>
+                          </w:r>
+                        </w:p>
+                      </w:txbxContent>
+                    </v:textbox>
+                    <w10:wrap type="none"/>
+                  </v:rect>
+                </v:group>
+              </v:group>
+            </w:pict>
+          </mc:Fallback>
+        </mc:AlternateContent>
+      </w:r>
       <w:r>
         <w:rPr/>
         <w:t>{namaPemberi}</w:t>

--- a/templates/docx/SURAT_TUGAS.docx
+++ b/templates/docx/SURAT_TUGAS.docx
@@ -718,7 +718,7 @@
           <w:vertAlign w:val="baseline"/>
           <w:rtl w:val="0"/>
         </w:rPr>
-        <w:t>Sdr. {nama}</w:t>
+        <w:t>- Sdr. {nama}</w:t>
       </w:r>
     </w:p>
     <w:p>

--- a/templates/docx/SURAT_TUGAS.docx
+++ b/templates/docx/SURAT_TUGAS.docx
@@ -617,149 +617,16 @@
       <w:pPr>
         <w:tabs>
           <w:tab w:val="left" w:pos="1557"/>
+          <w:tab w:val="left" w:pos="1787"/>
         </w:tabs>
-        <w:ind w:left="117" w:right="0" w:firstLine="0"/>
+        <w:ind w:left="1787" w:right="0" w:hanging="1670"/>
       </w:pPr>
       <w:r>
         <w:t>Nama</w:t>
         <w:tab/>
         <w:t>:</w:t>
-      </w:r>
-    </w:p>
-    <w:p>
-      <w:pPr>
-        <w:keepNext w:val="0"/>
-        <w:keepLines w:val="0"/>
-        <w:pageBreakBefore w:val="0"/>
-        <w:widowControl w:val="0"/>
-        <w:pBdr>
-          <w:top w:space="0" w:sz="0" w:val="nil"/>
-          <w:left w:space="0" w:sz="0" w:val="nil"/>
-          <w:bottom w:space="0" w:sz="0" w:val="nil"/>
-          <w:right w:space="0" w:sz="0" w:val="nil"/>
-          <w:between w:space="0" w:sz="0" w:val="nil"/>
-        </w:pBdr>
-        <w:shd w:fill="auto" w:val="clear"/>
-        <w:tabs>
-          <w:tab w:val="left" w:leader="none" w:pos="1557"/>
-          <w:tab w:val="left" w:leader="none" w:pos="2068"/>
-        </w:tabs>
-        <w:spacing w:after="0" w:before="0" w:line="360" w:lineRule="auto"/>
-        <w:ind w:left="117" w:right="0" w:firstLine="0"/>
-        <w:jc w:val="left"/>
-        <w:rPr>
-          <w:rFonts w:ascii="Arial" w:cs="Arial" w:eastAsia="Arial" w:hAnsi="Arial"/>
-          <w:b w:val="0"/>
-          <w:bCs w:val="0"/>
-          <w:i w:val="0"/>
-          <w:iCs w:val="0"/>
-          <w:smallCaps w:val="0"/>
-          <w:strike w:val="0"/>
-          <w:color w:val="000000"/>
-          <w:sz w:val="20"/>
-          <w:szCs w:val="20"/>
-          <w:u w:val="none"/>
-          <w:shd w:fill="auto" w:val="clear"/>
-          <w:vertAlign w:val="baseline"/>
-        </w:rPr>
-      </w:pPr>
-      <w:r>
-        <w:t>{#petugas}</w:t>
-      </w:r>
-    </w:p>
-    <w:p>
-      <w:pPr>
-        <w:keepNext w:val="0"/>
-        <w:keepLines w:val="0"/>
-        <w:pageBreakBefore w:val="0"/>
-        <w:widowControl w:val="0"/>
-        <w:pBdr>
-          <w:top w:space="0" w:sz="0" w:val="nil"/>
-          <w:left w:space="0" w:sz="0" w:val="nil"/>
-          <w:bottom w:space="0" w:sz="0" w:val="nil"/>
-          <w:right w:space="0" w:sz="0" w:val="nil"/>
-          <w:between w:space="0" w:sz="0" w:val="nil"/>
-        </w:pBdr>
-        <w:shd w:fill="auto" w:val="clear"/>
-        <w:spacing w:after="0" w:before="0" w:line="360" w:lineRule="auto"/>
-        <w:jc w:val="left"/>
-        <w:tabs/>
-        <w:ind w:left="1787" w:right="0" w:firstLine="0"/>
-        <w:rPr>
-          <w:rFonts w:ascii="Arial" w:cs="Arial" w:eastAsia="Arial" w:hAnsi="Arial"/>
-          <w:b w:val="0"/>
-          <w:bCs w:val="0"/>
-          <w:i w:val="0"/>
-          <w:iCs w:val="0"/>
-          <w:smallCaps w:val="0"/>
-          <w:strike w:val="0"/>
-          <w:color w:val="000000"/>
-          <w:sz w:val="20"/>
-          <w:szCs w:val="20"/>
-          <w:u w:val="none"/>
-          <w:shd w:fill="auto" w:val="clear"/>
-          <w:vertAlign w:val="baseline"/>
-        </w:rPr>
-      </w:pPr>
-      <w:r>
-        <w:rPr>
-          <w:rFonts w:ascii="Arial" w:cs="Arial" w:eastAsia="Arial" w:hAnsi="Arial"/>
-          <w:b w:val="0"/>
-          <w:bCs w:val="0"/>
-          <w:i w:val="0"/>
-          <w:iCs w:val="0"/>
-          <w:smallCaps w:val="0"/>
-          <w:strike w:val="0"/>
-          <w:color w:val="000000"/>
-          <w:sz w:val="20"/>
-          <w:szCs w:val="20"/>
-          <w:u w:val="none"/>
-          <w:shd w:fill="auto" w:val="clear"/>
-          <w:vertAlign w:val="baseline"/>
-          <w:rtl w:val="0"/>
-        </w:rPr>
-        <w:t>- Sdr. {nama}</w:t>
-      </w:r>
-    </w:p>
-    <w:p>
-      <w:pPr>
-        <w:keepNext w:val="0"/>
-        <w:keepLines w:val="0"/>
-        <w:pageBreakBefore w:val="0"/>
-        <w:widowControl w:val="0"/>
-        <w:pBdr>
-          <w:top w:space="0" w:sz="0" w:val="nil"/>
-          <w:left w:space="0" w:sz="0" w:val="nil"/>
-          <w:bottom w:space="0" w:sz="0" w:val="nil"/>
-          <w:right w:space="0" w:sz="0" w:val="nil"/>
-          <w:between w:space="0" w:sz="0" w:val="nil"/>
-        </w:pBdr>
-        <w:shd w:fill="auto" w:val="clear"/>
-        <w:tabs>
-          <w:tab w:val="left" w:leader="none" w:pos="1557"/>
-          <w:tab w:val="left" w:leader="none" w:pos="2068"/>
-        </w:tabs>
-        <w:spacing w:after="0" w:before="0" w:line="360" w:lineRule="auto"/>
-        <w:ind w:left="117" w:right="0" w:firstLine="0"/>
-        <w:jc w:val="left"/>
-        <w:rPr>
-          <w:rFonts w:ascii="Arial" w:cs="Arial" w:eastAsia="Arial" w:hAnsi="Arial"/>
-          <w:b w:val="0"/>
-          <w:bCs w:val="0"/>
-          <w:i w:val="0"/>
-          <w:iCs w:val="0"/>
-          <w:smallCaps w:val="0"/>
-          <w:strike w:val="0"/>
-          <w:color w:val="000000"/>
-          <w:sz w:val="20"/>
-          <w:szCs w:val="20"/>
-          <w:u w:val="none"/>
-          <w:shd w:fill="auto" w:val="clear"/>
-          <w:vertAlign w:val="baseline"/>
-        </w:rPr>
-      </w:pPr>
-      <w:r>
-        <w:t>{/petugas}</w:t>
+        <w:tab/>
+        <w:t>{daftarPetugas}</w:t>
       </w:r>
     </w:p>
     <w:p>

--- a/templates/docx/SURAT_TUGAS.docx
+++ b/templates/docx/SURAT_TUGAS.docx
@@ -854,12 +854,12 @@
           <w:between w:space="0" w:sz="0" w:val="nil"/>
         </w:pBdr>
         <w:shd w:fill="auto" w:val="clear"/>
-        <w:spacing w:after="0" w:before="0" w:line="360" w:lineRule="auto"/>
-        <w:jc w:val="left"/>
         <w:tabs>
           <w:tab w:val="left" w:pos="1557"/>
         </w:tabs>
+        <w:spacing w:after="0" w:before="0" w:line="360" w:lineRule="auto"/>
         <w:ind w:left="117" w:right="0" w:firstLine="0"/>
+        <w:jc w:val="left"/>
         <w:rPr>
           <w:rFonts w:ascii="Arial" w:cs="Arial" w:eastAsia="Arial" w:hAnsi="Arial"/>
           <w:b w:val="0"/>
@@ -942,12 +942,12 @@
           <w:between w:space="0" w:sz="0" w:val="nil"/>
         </w:pBdr>
         <w:shd w:fill="auto" w:val="clear"/>
-        <w:spacing w:after="0" w:before="0" w:line="360" w:lineRule="auto"/>
-        <w:jc w:val="left"/>
         <w:tabs>
           <w:tab w:val="left" w:pos="1557"/>
         </w:tabs>
+        <w:spacing w:after="0" w:before="0" w:line="360" w:lineRule="auto"/>
         <w:ind w:left="117" w:right="0" w:firstLine="0"/>
+        <w:jc w:val="left"/>
         <w:rPr>
           <w:rFonts w:ascii="Arial" w:cs="Arial" w:eastAsia="Arial" w:hAnsi="Arial"/>
           <w:b w:val="0"/>
@@ -1247,7 +1247,7 @@
     </w:p>
     <w:p>
       <w:pPr>
-        <w:keepNext w:val="0"/>
+        <w:keepNext w:val="1"/>
         <w:keepLines w:val="0"/>
         <w:pageBreakBefore w:val="0"/>
         <w:widowControl w:val="0"/>
@@ -1284,138 +1284,17 @@
         </w:rPr>
         <w:t>{%ttd}</w:t>
       </w:r>
-    </w:p>
-    <w:p>
-      <w:pPr>
-        <w:keepNext w:val="0"/>
-        <w:keepLines w:val="0"/>
-        <w:pageBreakBefore w:val="0"/>
-        <w:widowControl w:val="0"/>
-        <w:pBdr>
-          <w:top w:space="0" w:sz="0" w:val="nil"/>
-          <w:left w:space="0" w:sz="0" w:val="nil"/>
-          <w:bottom w:space="0" w:sz="0" w:val="nil"/>
-          <w:right w:space="0" w:sz="0" w:val="nil"/>
-          <w:between w:space="0" w:sz="0" w:val="nil"/>
-        </w:pBdr>
-        <w:shd w:fill="auto" w:val="clear"/>
-        <w:spacing w:after="0" w:before="0" w:line="360" w:lineRule="auto"/>
-        <w:ind w:left="0" w:right="0" w:firstLine="0"/>
-        <w:jc w:val="left"/>
-        <w:rPr>
-          <w:rFonts w:ascii="Arial" w:cs="Arial" w:eastAsia="Arial" w:hAnsi="Arial"/>
-          <w:b w:val="1"/>
-          <w:bCs w:val="1"/>
-          <w:i w:val="0"/>
-          <w:iCs w:val="0"/>
-          <w:smallCaps w:val="0"/>
-          <w:strike w:val="0"/>
-          <w:color w:val="000000"/>
-          <w:sz w:val="20"/>
-          <w:szCs w:val="20"/>
-          <w:u w:val="none"/>
-          <w:shd w:fill="auto" w:val="clear"/>
-          <w:vertAlign w:val="baseline"/>
-        </w:rPr>
-      </w:pPr>
+      <w:r>
+        <w:rPr>
+          <w:rtl w:val="0"/>
+        </w:rPr>
+        <w:t xml:space="preserve"> </w:t>
+      </w:r>
       <w:r>
         <w:rPr>
           <w:rtl w:val="0"/>
         </w:rPr>
         <w:t>{%stempel}</w:t>
-      </w:r>
-    </w:p>
-    <w:p>
-      <w:pPr>
-        <w:keepNext w:val="0"/>
-        <w:keepLines w:val="0"/>
-        <w:pageBreakBefore w:val="0"/>
-        <w:widowControl w:val="0"/>
-        <w:pBdr>
-          <w:top w:space="0" w:sz="0" w:val="nil"/>
-          <w:left w:space="0" w:sz="0" w:val="nil"/>
-          <w:bottom w:space="0" w:sz="0" w:val="nil"/>
-          <w:right w:space="0" w:sz="0" w:val="nil"/>
-          <w:between w:space="0" w:sz="0" w:val="nil"/>
-        </w:pBdr>
-        <w:shd w:fill="auto" w:val="clear"/>
-        <w:spacing w:after="0" w:before="0" w:line="360" w:lineRule="auto"/>
-        <w:ind w:left="0" w:right="0" w:firstLine="0"/>
-        <w:jc w:val="left"/>
-        <w:rPr>
-          <w:rFonts w:ascii="Arial" w:cs="Arial" w:eastAsia="Arial" w:hAnsi="Arial"/>
-          <w:b w:val="1"/>
-          <w:bCs w:val="1"/>
-          <w:i w:val="0"/>
-          <w:iCs w:val="0"/>
-          <w:smallCaps w:val="0"/>
-          <w:strike w:val="0"/>
-          <w:color w:val="000000"/>
-          <w:sz w:val="20"/>
-          <w:szCs w:val="20"/>
-          <w:u w:val="none"/>
-          <w:shd w:fill="auto" w:val="clear"/>
-          <w:vertAlign w:val="baseline"/>
-        </w:rPr>
-      </w:pPr>
-      <w:r>
-        <w:rPr>
-          <w:rtl w:val="0"/>
-        </w:rPr>
-      </w:r>
-    </w:p>
-    <w:p>
-      <w:pPr>
-        <w:keepNext w:val="0"/>
-        <w:keepLines w:val="0"/>
-        <w:pageBreakBefore w:val="0"/>
-        <w:widowControl w:val="0"/>
-        <w:pBdr>
-          <w:top w:space="0" w:sz="0" w:val="nil"/>
-          <w:left w:space="0" w:sz="0" w:val="nil"/>
-          <w:bottom w:space="0" w:sz="0" w:val="nil"/>
-          <w:right w:space="0" w:sz="0" w:val="nil"/>
-          <w:between w:space="0" w:sz="0" w:val="nil"/>
-        </w:pBdr>
-        <w:shd w:fill="auto" w:val="clear"/>
-        <w:spacing w:after="0" w:before="0" w:line="360" w:lineRule="auto"/>
-        <w:ind w:left="0" w:right="0" w:firstLine="0"/>
-        <w:jc w:val="left"/>
-        <w:rPr>
-          <w:rFonts w:ascii="Arial" w:cs="Arial" w:eastAsia="Arial" w:hAnsi="Arial"/>
-          <w:b w:val="1"/>
-          <w:bCs w:val="1"/>
-          <w:i w:val="0"/>
-          <w:iCs w:val="0"/>
-          <w:smallCaps w:val="0"/>
-          <w:strike w:val="0"/>
-          <w:color w:val="000000"/>
-          <w:sz w:val="20"/>
-          <w:szCs w:val="20"/>
-          <w:u w:val="none"/>
-          <w:shd w:fill="auto" w:val="clear"/>
-          <w:vertAlign w:val="baseline"/>
-        </w:rPr>
-      </w:pPr>
-      <w:r>
-        <w:rPr>
-          <w:rtl w:val="0"/>
-        </w:rPr>
-      </w:r>
-    </w:p>
-    <w:p>
-      <w:pPr>
-        <w:pStyle w:val="Title"/>
-        <w:spacing w:before="0" w:line="360" w:lineRule="auto"/>
-        <w:ind w:firstLine="100"/>
-        <w:rPr>
-          <w:rFonts w:ascii="Arial" w:cs="Arial" w:eastAsia="Arial" w:hAnsi="Arial"/>
-        </w:rPr>
-      </w:pPr>
-      <w:r>
-        <w:rPr>
-          <w:rtl w:val="0"/>
-        </w:rPr>
       </w:r>
     </w:p>
     <w:p>

--- a/templates/docx/SURAT_TUGAS.docx
+++ b/templates/docx/SURAT_TUGAS.docx
@@ -1259,7 +1259,7 @@
           <w:between w:space="0" w:sz="0" w:val="nil"/>
         </w:pBdr>
         <w:shd w:fill="auto" w:val="clear"/>
-        <w:spacing w:after="0" w:before="0" w:line="360" w:lineRule="auto"/>
+        <w:spacing w:after="680" w:before="0" w:line="360" w:lineRule="auto"/>
         <w:ind w:left="0" w:right="0" w:firstLine="0"/>
         <w:jc w:val="left"/>
         <w:rPr>
